--- a/ITESCA/maestria-en-gestion-administrativa/seminario-i-mga/entregas/Tarea8_DeLaCruzMunoz_Revision-2026-10-10.docx
+++ b/ITESCA/maestria-en-gestion-administrativa/seminario-i-mga/entregas/Tarea8_DeLaCruzMunoz_Revision-2026-10-10.docx
@@ -3,6 +3,11 @@
 <w:document xmlns:wpc="http://schemas.microsoft.com/office/word/2010/wordprocessingCanvas" xmlns:cx="http://schemas.microsoft.com/office/drawing/2014/chartex" xmlns:cx1="http://schemas.microsoft.com/office/drawing/2015/9/8/chartex" xmlns:cx2="http://schemas.microsoft.com/office/drawing/2015/10/21/chartex" xmlns:cx3="http://schemas.microsoft.com/office/drawing/2016/5/9/chartex" xmlns:cx4="http://schemas.microsoft.com/office/drawing/2016/5/10/chartex" xmlns:cx5="http://schemas.microsoft.com/office/drawing/2016/5/11/chartex" xmlns:cx6="http://schemas.microsoft.com/office/drawing/2016/5/12/chartex" xmlns:cx7="http://schemas.microsoft.com/office/drawing/2016/5/13/chartex" xmlns:cx8="http://schemas.microsoft.com/office/drawing/2016/5/14/chartex" xmlns:mc="http://schemas.openxmlformats.org/markup-compatibility/2006" xmlns:aink="http://schemas.microsoft.com/office/drawing/2016/ink" xmlns:am3d="http://schemas.microsoft.com/office/drawing/2017/model3d" xmlns:o="urn:schemas-microsoft-com:office:office" xmlns:oel="http://schemas.microsoft.com/office/2019/extlst" xmlns:r="http://schemas.openxmlformats.org/officeDocument/2006/relationships" xmlns:m="http://schemas.openxmlformats.org/officeDocument/2006/math" xmlns:v="urn:schemas-microsoft-com:vml" xmlns:wp14="http://schemas.microsoft.com/office/word/2010/wordprocessingDrawing" xmlns:wp="http://schemas.openxmlformats.org/drawingml/2006/wordprocessingDrawing" xmlns:w10="urn:schemas-microsoft-com:office:word" xmlns:w="http://schemas.openxmlformats.org/wordprocessingml/2006/main" xmlns:w14="http://schemas.microsoft.com/office/word/2010/wordml" xmlns:w15="http://schemas.microsoft.com/office/word/2012/wordml" xmlns:w16cex="http://schemas.microsoft.com/office/word/2018/wordml/cex" xmlns:w16cid="http://schemas.microsoft.com/office/word/2016/wordml/cid" xmlns:w16="http://schemas.microsoft.com/office/word/2018/wordml" xmlns:w16sdtdh="http://schemas.microsoft.com/office/word/2020/wordml/sdtdatahash" xmlns:w16se="http://schemas.microsoft.com/office/word/2015/wordml/symex" xmlns:wpg="http://schemas.microsoft.com/office/word/2010/wordprocessingGroup" xmlns:wpi="http://schemas.microsoft.com/office/word/2010/wordprocessingInk" xmlns:wne="http://schemas.microsoft.com/office/word/2006/wordml" xmlns:wps="http://schemas.microsoft.com/office/word/2010/wordprocessingShape" mc:Ignorable="w14 w15 w16se w16cid w16 w16cex w16sdtdh wp14">
   <w:body>
     <w:p>
+      <w:r>
+        <w:t>Semestre: primero. Delimitación del estudio: Monterrey, Nuevo León.</w:t>
+      </w:r>
+    </w:p>
+    <w:p>
       <w:pPr>
         <w:pStyle w:val="APAportada"/>
         <w:keepNext/>
@@ -13,7 +18,7 @@
           <w:noProof/>
         </w:rPr>
         <w:drawing>
-          <wp:inline distT="0" distB="0" distL="0" distR="0" wp14:anchorId="382CDA68" wp14:editId="2BC39555">
+          <wp:inline distT="0" distB="0" distL="0" distR="0" wp14:anchorId="7A1C42E4" wp14:editId="293F1526">
             <wp:extent cx="5943600" cy="586740"/>
             <wp:effectExtent l="0" t="0" r="0" b="0"/>
             <wp:docPr id="1" name="Picture 1"/>
@@ -228,7 +233,7 @@
       <w:r>
         <w:fldChar w:fldCharType="separate"/>
       </w:r>
-      <w:hyperlink w:anchor="_Toc242549952" w:history="1">
+      <w:hyperlink w:anchor="_Toc242550987" w:history="1">
         <w:r>
           <w:rPr>
             <w:rStyle w:val="Hipervnculo"/>
@@ -255,7 +260,7 @@
             <w:noProof/>
             <w:webHidden/>
           </w:rPr>
-          <w:instrText xml:space="preserve"> PAGEREF _Toc242549952 \h </w:instrText>
+          <w:instrText xml:space="preserve"> PAGEREF _Toc242550987 \h </w:instrText>
         </w:r>
         <w:r>
           <w:rPr>
@@ -300,7 +305,7 @@
           <w14:ligatures w14:val="standardContextual"/>
         </w:rPr>
       </w:pPr>
-      <w:hyperlink w:anchor="_Toc242549953" w:history="1">
+      <w:hyperlink w:anchor="_Toc242550988" w:history="1">
         <w:r>
           <w:rPr>
             <w:rStyle w:val="Hipervnculo"/>
@@ -327,7 +332,7 @@
             <w:noProof/>
             <w:webHidden/>
           </w:rPr>
-          <w:instrText xml:space="preserve"> PAGEREF _Toc242549953 \h </w:instrText>
+          <w:instrText xml:space="preserve"> PAGEREF _Toc242550988 \h </w:instrText>
         </w:r>
         <w:r>
           <w:rPr>
@@ -372,7 +377,7 @@
           <w14:ligatures w14:val="standardContextual"/>
         </w:rPr>
       </w:pPr>
-      <w:hyperlink w:anchor="_Toc242549954" w:history="1">
+      <w:hyperlink w:anchor="_Toc242550989" w:history="1">
         <w:r>
           <w:rPr>
             <w:rStyle w:val="Hipervnculo"/>
@@ -399,7 +404,7 @@
             <w:noProof/>
             <w:webHidden/>
           </w:rPr>
-          <w:instrText xml:space="preserve"> PAGEREF _Toc242549954 \h </w:instrText>
+          <w:instrText xml:space="preserve"> PAGEREF _Toc242550989 \h </w:instrText>
         </w:r>
         <w:r>
           <w:rPr>
@@ -444,7 +449,7 @@
           <w14:ligatures w14:val="standardContextual"/>
         </w:rPr>
       </w:pPr>
-      <w:hyperlink w:anchor="_Toc242549955" w:history="1">
+      <w:hyperlink w:anchor="_Toc242550990" w:history="1">
         <w:r>
           <w:rPr>
             <w:rStyle w:val="Hipervnculo"/>
@@ -471,7 +476,7 @@
             <w:noProof/>
             <w:webHidden/>
           </w:rPr>
-          <w:instrText xml:space="preserve"> PAGEREF _Toc242549955 \h </w:instrText>
+          <w:instrText xml:space="preserve"> PAGEREF _Toc242550990 \h </w:instrText>
         </w:r>
         <w:r>
           <w:rPr>
@@ -516,7 +521,7 @@
           <w14:ligatures w14:val="standardContextual"/>
         </w:rPr>
       </w:pPr>
-      <w:hyperlink w:anchor="_Toc242549956" w:history="1">
+      <w:hyperlink w:anchor="_Toc242550991" w:history="1">
         <w:r>
           <w:rPr>
             <w:rStyle w:val="Hipervnculo"/>
@@ -543,7 +548,7 @@
             <w:noProof/>
             <w:webHidden/>
           </w:rPr>
-          <w:instrText xml:space="preserve"> PAGEREF _Toc242549956 \h </w:instrText>
+          <w:instrText xml:space="preserve"> PAGEREF _Toc242550991 \h </w:instrText>
         </w:r>
         <w:r>
           <w:rPr>
@@ -588,7 +593,7 @@
           <w14:ligatures w14:val="standardContextual"/>
         </w:rPr>
       </w:pPr>
-      <w:hyperlink w:anchor="_Toc242549957" w:history="1">
+      <w:hyperlink w:anchor="_Toc242550992" w:history="1">
         <w:r>
           <w:rPr>
             <w:rStyle w:val="Hipervnculo"/>
@@ -615,7 +620,7 @@
             <w:noProof/>
             <w:webHidden/>
           </w:rPr>
-          <w:instrText xml:space="preserve"> PAGEREF _Toc242549957 \h </w:instrText>
+          <w:instrText xml:space="preserve"> PAGEREF _Toc242550992 \h </w:instrText>
         </w:r>
         <w:r>
           <w:rPr>
@@ -660,7 +665,7 @@
           <w14:ligatures w14:val="standardContextual"/>
         </w:rPr>
       </w:pPr>
-      <w:hyperlink w:anchor="_Toc242549958" w:history="1">
+      <w:hyperlink w:anchor="_Toc242550993" w:history="1">
         <w:r>
           <w:rPr>
             <w:rStyle w:val="Hipervnculo"/>
@@ -687,7 +692,7 @@
             <w:noProof/>
             <w:webHidden/>
           </w:rPr>
-          <w:instrText xml:space="preserve"> PAGEREF _Toc242549958 \h </w:instrText>
+          <w:instrText xml:space="preserve"> PAGEREF _Toc242550993 \h </w:instrText>
         </w:r>
         <w:r>
           <w:rPr>
@@ -732,7 +737,7 @@
           <w14:ligatures w14:val="standardContextual"/>
         </w:rPr>
       </w:pPr>
-      <w:hyperlink w:anchor="_Toc242549959" w:history="1">
+      <w:hyperlink w:anchor="_Toc242550994" w:history="1">
         <w:r>
           <w:rPr>
             <w:rStyle w:val="Hipervnculo"/>
@@ -759,7 +764,7 @@
             <w:noProof/>
             <w:webHidden/>
           </w:rPr>
-          <w:instrText xml:space="preserve"> PAGEREF _Toc242549959 \h </w:instrText>
+          <w:instrText xml:space="preserve"> PAGEREF _Toc242550994 \h </w:instrText>
         </w:r>
         <w:r>
           <w:rPr>
@@ -804,7 +809,7 @@
           <w14:ligatures w14:val="standardContextual"/>
         </w:rPr>
       </w:pPr>
-      <w:hyperlink w:anchor="_Toc242549960" w:history="1">
+      <w:hyperlink w:anchor="_Toc242550995" w:history="1">
         <w:r>
           <w:rPr>
             <w:rStyle w:val="Hipervnculo"/>
@@ -831,7 +836,7 @@
             <w:noProof/>
             <w:webHidden/>
           </w:rPr>
-          <w:instrText xml:space="preserve"> PAGEREF _Toc242549960 \h </w:instrText>
+          <w:instrText xml:space="preserve"> PAGEREF _Toc242550995 \h </w:instrText>
         </w:r>
         <w:r>
           <w:rPr>
@@ -876,7 +881,7 @@
           <w14:ligatures w14:val="standardContextual"/>
         </w:rPr>
       </w:pPr>
-      <w:hyperlink w:anchor="_Toc242549961" w:history="1">
+      <w:hyperlink w:anchor="_Toc242550996" w:history="1">
         <w:r>
           <w:rPr>
             <w:rStyle w:val="Hipervnculo"/>
@@ -903,7 +908,7 @@
             <w:noProof/>
             <w:webHidden/>
           </w:rPr>
-          <w:instrText xml:space="preserve"> PAGEREF _Toc242549961 \h </w:instrText>
+          <w:instrText xml:space="preserve"> PAGEREF _Toc242550996 \h </w:instrText>
         </w:r>
         <w:r>
           <w:rPr>
@@ -948,7 +953,7 @@
           <w14:ligatures w14:val="standardContextual"/>
         </w:rPr>
       </w:pPr>
-      <w:hyperlink w:anchor="_Toc242549962" w:history="1">
+      <w:hyperlink w:anchor="_Toc242550997" w:history="1">
         <w:r>
           <w:rPr>
             <w:rStyle w:val="Hipervnculo"/>
@@ -975,7 +980,7 @@
             <w:noProof/>
             <w:webHidden/>
           </w:rPr>
-          <w:instrText xml:space="preserve"> PAGEREF _Toc242549962 \h </w:instrText>
+          <w:instrText xml:space="preserve"> PAGEREF _Toc242550997 \h </w:instrText>
         </w:r>
         <w:r>
           <w:rPr>
@@ -1020,7 +1025,7 @@
           <w14:ligatures w14:val="standardContextual"/>
         </w:rPr>
       </w:pPr>
-      <w:hyperlink w:anchor="_Toc242549963" w:history="1">
+      <w:hyperlink w:anchor="_Toc242550998" w:history="1">
         <w:r>
           <w:rPr>
             <w:rStyle w:val="Hipervnculo"/>
@@ -1047,7 +1052,7 @@
             <w:noProof/>
             <w:webHidden/>
           </w:rPr>
-          <w:instrText xml:space="preserve"> PAGEREF _Toc242549963 \h </w:instrText>
+          <w:instrText xml:space="preserve"> PAGEREF _Toc242550998 \h </w:instrText>
         </w:r>
         <w:r>
           <w:rPr>
@@ -1092,7 +1097,7 @@
           <w14:ligatures w14:val="standardContextual"/>
         </w:rPr>
       </w:pPr>
-      <w:hyperlink w:anchor="_Toc242549964" w:history="1">
+      <w:hyperlink w:anchor="_Toc242550999" w:history="1">
         <w:r>
           <w:rPr>
             <w:rStyle w:val="Hipervnculo"/>
@@ -1119,7 +1124,7 @@
             <w:noProof/>
             <w:webHidden/>
           </w:rPr>
-          <w:instrText xml:space="preserve"> PAGEREF _Toc242549964 \h </w:instrText>
+          <w:instrText xml:space="preserve"> PAGEREF _Toc242550999 \h </w:instrText>
         </w:r>
         <w:r>
           <w:rPr>
@@ -1164,7 +1169,7 @@
           <w14:ligatures w14:val="standardContextual"/>
         </w:rPr>
       </w:pPr>
-      <w:hyperlink w:anchor="_Toc242549965" w:history="1">
+      <w:hyperlink w:anchor="_Toc242551000" w:history="1">
         <w:r>
           <w:rPr>
             <w:rStyle w:val="Hipervnculo"/>
@@ -1191,7 +1196,7 @@
             <w:noProof/>
             <w:webHidden/>
           </w:rPr>
-          <w:instrText xml:space="preserve"> PAGEREF _Toc242549965 \h </w:instrText>
+          <w:instrText xml:space="preserve"> PAGEREF _Toc242551000 \h </w:instrText>
         </w:r>
         <w:r>
           <w:rPr>
@@ -1236,7 +1241,7 @@
           <w14:ligatures w14:val="standardContextual"/>
         </w:rPr>
       </w:pPr>
-      <w:hyperlink w:anchor="_Toc242549966" w:history="1">
+      <w:hyperlink w:anchor="_Toc242551001" w:history="1">
         <w:r>
           <w:rPr>
             <w:rStyle w:val="Hipervnculo"/>
@@ -1263,7 +1268,7 @@
             <w:noProof/>
             <w:webHidden/>
           </w:rPr>
-          <w:instrText xml:space="preserve"> PAGEREF _Toc242549966 \h </w:instrText>
+          <w:instrText xml:space="preserve"> PAGEREF _Toc242551001 \h </w:instrText>
         </w:r>
         <w:r>
           <w:rPr>
@@ -1308,7 +1313,7 @@
           <w14:ligatures w14:val="standardContextual"/>
         </w:rPr>
       </w:pPr>
-      <w:hyperlink w:anchor="_Toc242549967" w:history="1">
+      <w:hyperlink w:anchor="_Toc242551002" w:history="1">
         <w:r>
           <w:rPr>
             <w:rStyle w:val="Hipervnculo"/>
@@ -1335,7 +1340,7 @@
             <w:noProof/>
             <w:webHidden/>
           </w:rPr>
-          <w:instrText xml:space="preserve"> PAGEREF _Toc242549967 \h </w:instrText>
+          <w:instrText xml:space="preserve"> PAGEREF _Toc242551002 \h </w:instrText>
         </w:r>
         <w:r>
           <w:rPr>
@@ -1380,7 +1385,7 @@
           <w14:ligatures w14:val="standardContextual"/>
         </w:rPr>
       </w:pPr>
-      <w:hyperlink w:anchor="_Toc242549968" w:history="1">
+      <w:hyperlink w:anchor="_Toc242551003" w:history="1">
         <w:r>
           <w:rPr>
             <w:rStyle w:val="Hipervnculo"/>
@@ -1407,7 +1412,7 @@
             <w:noProof/>
             <w:webHidden/>
           </w:rPr>
-          <w:instrText xml:space="preserve"> PAGEREF _Toc242549968 \h </w:instrText>
+          <w:instrText xml:space="preserve"> PAGEREF _Toc242551003 \h </w:instrText>
         </w:r>
         <w:r>
           <w:rPr>
@@ -1452,7 +1457,7 @@
         <w:pageBreakBefore/>
         <w:spacing w:before="120" w:after="80"/>
       </w:pPr>
-      <w:bookmarkStart w:id="0" w:name="_Toc242549952"/>
+      <w:bookmarkStart w:id="0" w:name="_Toc242550987"/>
       <w:r>
         <w:lastRenderedPageBreak/>
         <w:t>1 Antecedentes</w:t>
@@ -1605,7 +1610,7 @@
       <w:pPr>
         <w:pStyle w:val="Ttulo2"/>
       </w:pPr>
-      <w:bookmarkStart w:id="1" w:name="_Toc242549953"/>
+      <w:bookmarkStart w:id="1" w:name="_Toc242550988"/>
       <w:r>
         <w:lastRenderedPageBreak/>
         <w:t>Ampliación del sustento de gestión regulatoria y movilidad digital</w:t>
@@ -1614,26 +1619,17 @@
     </w:p>
     <w:p>
       <w:r>
-        <w:t>El diagnóstico de preparación administrativa requiere distinguir la identificación de una regla de la gestión de su cumplimiento. La OCDE (2018), en el resumen ejecutivo de OECD Regulatory Enforcement and Inspections Toolkit, propone criterios de actuación basada en evidencia, proporcionalidad al riesgo, coordinación, integración de información y promoción del cumplimiento mediante orientaciones y listas de comprobación. Estos criterios describen la evaluación de sistemas públicos de inspección; no constitu</w:t>
-      </w:r>
-      <w:r>
-        <w:t>yen una escala empresarial validada para vTaxi. Su aportación al proyecto es analítica: ayudan a formular preguntas sobre cómo se documenta un requisito, quién verifica su respaldo, cómo se evita duplicar funciones y qué evidencia permite cerrar una observación.</w:t>
-      </w:r>
-    </w:p>
-    <w:p>
-      <w:r>
-        <w:t>El International Transport Forum (2019), en el resumen ejecutivo y las recomendaciones de Regulating App-Based Mobility Services, examina la regulación de distintos servicios de movilidad por aplicaciones. Recomienda revisar las reglas con metodologías transparentes y datos de desempeño, y delimitar los problemas de mercado que justifican la intervención. Para este anteproyecto, la lectura permite separar el instrumento tecnológico del modelo de servicio y de las responsabilidades de gestión. No se traslada</w:t>
-      </w:r>
-      <w:r>
-        <w:t>n automáticamente a los taxis concesionados de Nuevo León recomendaciones concebidas para otros países o servicios, ni se adoptan los ejemplos internacionales como evidencia de seguridad, autorización o desempeño de vTaxi.</w:t>
-      </w:r>
-    </w:p>
-    <w:p>
-      <w:r>
-        <w:t>En conjunto, ambos informes fortalecen el vínculo entre el problema documental y las decisiones administrativas. El catálogo de requisitos debe registrar modalidad, autoridad, fecha de consulta y evidencia exigible; el diagnóstico debe diferenciar respaldo disponible, inconsistencia y documento faltante; el seguimiento debe asignar responsable propuesto y criterio de revisión. Estos componentes permiten examinar cobertura de responsabilidades, trazabilidad documental y cierre de observaciones internas sin a</w:t>
-      </w:r>
-      <w:r>
-        <w:t xml:space="preserve">nticipar mediciones. La </w:t>
+        <w:t>El diagnóstico de preparación administrativa requiere distinguir la identificación de una regla de la gestión de su cumplimiento. La OCDE (2018), en el resumen ejecutivo de OECD Regulatory Enforcement and Inspections Toolkit, propone criterios de actuación basada en evidencia, proporcionalidad al riesgo, coordinación, integración de información y promoción del cumplimiento mediante orientaciones y listas de comprobación. Estos criterios describen la evaluación de sistemas públicos de inspección; no constituyen una escala empresarial validada para vTaxi. Su aportación al proyecto es analítica: ayudan a formular preguntas sobre cómo se documenta un requisito, quién verifica su respaldo, cómo se evita duplicar funciones y qué evidencia permite cerrar una observación.</w:t>
+      </w:r>
+    </w:p>
+    <w:p>
+      <w:r>
+        <w:t>El International Transport Forum (2019), en el resumen ejecutivo y las recomendaciones de Regulating App-Based Mobility Services, examina la regulación de distintos servicios de movilidad por aplicaciones. Recomienda revisar las reglas con metodologías transparentes y datos de desempeño, y delimitar los problemas de mercado que justifican la intervención. Para este anteproyecto, la lectura permite separar el instrumento tecnológico del modelo de servicio y de las responsabilidades de gestión. No se trasladan automáticamente a los taxis concesionados de Nuevo León recomendaciones concebidas para otros países o servicios, ni se adoptan los ejemplos internacionales como evidencia de seguridad, autorización o desempeño de vTaxi.</w:t>
+      </w:r>
+    </w:p>
+    <w:p>
+      <w:r>
+        <w:t xml:space="preserve">En conjunto, ambos informes fortalecen el vínculo entre el problema documental y las decisiones administrativas. El catálogo de requisitos debe registrar modalidad, autoridad, fecha de consulta y evidencia exigible; el diagnóstico debe diferenciar respaldo disponible, inconsistencia y documento faltante; el seguimiento debe asignar responsable propuesto y criterio de revisión. Estos componentes permiten examinar cobertura de responsabilidades, trazabilidad documental y cierre de observaciones internas sin anticipar mediciones. La </w:t>
       </w:r>
       <w:r>
         <w:lastRenderedPageBreak/>
@@ -1642,10 +1638,15 @@
     </w:p>
     <w:p>
       <w:r>
-        <w:t>La ampliación responde parcialmente a la retroalimentación docente al incorporar antecedentes más próximos a gestión regulatoria y servicios de movilidad que el corpus general de transformación digital de MiPyMEs. Se trata de informes institucionales internacionales, no de dos artículos arbitrados ni de investigaciones de campo de Nuevo León. Persiste la necesidad de incorporar estudios científicos directos de compliance organizacional y movilidad en el contexto regional, cuando se localicen y puedan revisa</w:t>
-      </w:r>
-      <w:r>
-        <w:t>rse. El aporte no se presenta como prueba causal ni como cierre exhaustivo del estado del arte.</w:t>
+        <w:t>La ampliación responde parcialmente a la retroalimentación docente al incorporar antecedentes más próximos a gestión regulatoria y servicios de movilidad que el corpus general de transformación digital de MiPyMEs. Se trata de informes institucionales internacionales, no de dos artículos arbitrados ni de investigaciones de campo de Nuevo León. Persiste la necesidad de incorporar estudios científicos directos de compliance organizacional y movilidad en el contexto regional, cuando se localicen y puedan revisarse. El aporte no se presenta como prueba causal ni como cierre exhaustivo del estado del arte.</w:t>
+      </w:r>
+    </w:p>
+    <w:p>
+      <w:r>
+        <w:t>La delimitación actual del caso es Monterrey, Nuevo León, por indicación del estudiante. El municipio no se equipara automáticamente con el área metropolitana ni con toda la entidad. Los Censos Económicos 2024 y el Censo de Población y Vivienda 2020 del INEGI constituyen fuentes para contextualizar establecimientos y población, pero los datos agregados del portal no se presentan como cifras municipales ni como demanda validada de vTaxi. La ley de movilidad de Nuevo León corresponde al ámbito normativo estat</w:t>
+      </w:r>
+      <w:r>
+        <w:t>al. Los antecedentes de Cajeme se conservan como referencias históricas, no como evidencia empírica del caso de Monterrey.</w:t>
       </w:r>
     </w:p>
     <w:p>
@@ -1654,7 +1655,7 @@
         <w:pageBreakBefore/>
         <w:spacing w:before="120" w:after="80"/>
       </w:pPr>
-      <w:bookmarkStart w:id="2" w:name="_Toc242549954"/>
+      <w:bookmarkStart w:id="2" w:name="_Toc242550989"/>
       <w:r>
         <w:lastRenderedPageBreak/>
         <w:t>2 Planteamiento del problema</w:t>
@@ -1671,7 +1672,7 @@
         <w:pStyle w:val="Ttulo2"/>
         <w:spacing w:before="240" w:after="80"/>
       </w:pPr>
-      <w:bookmarkStart w:id="3" w:name="_Toc242549955"/>
+      <w:bookmarkStart w:id="3" w:name="_Toc242550990"/>
       <w:r>
         <w:t>2.1 Pregunta general</w:t>
       </w:r>
@@ -1687,7 +1688,7 @@
         <w:pStyle w:val="Ttulo2"/>
         <w:spacing w:before="240" w:after="80"/>
       </w:pPr>
-      <w:bookmarkStart w:id="4" w:name="_Toc242549956"/>
+      <w:bookmarkStart w:id="4" w:name="_Toc242550991"/>
       <w:r>
         <w:t>2.2 Preguntas específicas</w:t>
       </w:r>
@@ -1703,7 +1704,7 @@
         <w:pStyle w:val="Ttulo1"/>
         <w:spacing w:before="120" w:after="80"/>
       </w:pPr>
-      <w:bookmarkStart w:id="5" w:name="_Toc242549957"/>
+      <w:bookmarkStart w:id="5" w:name="_Toc242550992"/>
       <w:r>
         <w:t>3 Formulación de objetivos general y específicos</w:t>
       </w:r>
@@ -1719,7 +1720,7 @@
         <w:pStyle w:val="Ttulo2"/>
         <w:spacing w:before="240" w:after="80"/>
       </w:pPr>
-      <w:bookmarkStart w:id="6" w:name="_Toc242549958"/>
+      <w:bookmarkStart w:id="6" w:name="_Toc242550993"/>
       <w:r>
         <w:t>3.1 Objetivo general</w:t>
       </w:r>
@@ -1730,7 +1731,7 @@
         <w:pStyle w:val="Ttulo2"/>
         <w:spacing w:before="240" w:after="80"/>
       </w:pPr>
-      <w:bookmarkStart w:id="7" w:name="_Toc242549959"/>
+      <w:bookmarkStart w:id="7" w:name="_Toc242550994"/>
       <w:r>
         <w:t>3.2 Objetivos específicos</w:t>
       </w:r>
@@ -1741,7 +1742,7 @@
         <w:pStyle w:val="Ttulo1"/>
         <w:spacing w:before="120" w:after="80"/>
       </w:pPr>
-      <w:bookmarkStart w:id="8" w:name="_Toc242549960"/>
+      <w:bookmarkStart w:id="8" w:name="_Toc242550995"/>
       <w:r>
         <w:t>4 Justificación</w:t>
       </w:r>
@@ -1752,7 +1753,7 @@
         <w:pStyle w:val="Ttulo1"/>
         <w:spacing w:before="120" w:after="80"/>
       </w:pPr>
-      <w:bookmarkStart w:id="9" w:name="_Toc242549961"/>
+      <w:bookmarkStart w:id="9" w:name="_Toc242550996"/>
       <w:r>
         <w:t>5 Hipótesis de trabajo</w:t>
       </w:r>
@@ -1763,7 +1764,7 @@
         <w:pStyle w:val="Ttulo1"/>
         <w:spacing w:before="120" w:after="80"/>
       </w:pPr>
-      <w:bookmarkStart w:id="10" w:name="_Toc242549962"/>
+      <w:bookmarkStart w:id="10" w:name="_Toc242550997"/>
       <w:r>
         <w:t>6 Alcances y limitaciones</w:t>
       </w:r>
@@ -1774,7 +1775,7 @@
         <w:pStyle w:val="Ttulo2"/>
         <w:spacing w:before="240" w:after="80"/>
       </w:pPr>
-      <w:bookmarkStart w:id="11" w:name="_Toc242549963"/>
+      <w:bookmarkStart w:id="11" w:name="_Toc242550998"/>
       <w:r>
         <w:t>6.1 Alcances</w:t>
       </w:r>
@@ -1785,7 +1786,7 @@
         <w:pStyle w:val="Ttulo2"/>
         <w:spacing w:before="240" w:after="80"/>
       </w:pPr>
-      <w:bookmarkStart w:id="12" w:name="_Toc242549964"/>
+      <w:bookmarkStart w:id="12" w:name="_Toc242550999"/>
       <w:r>
         <w:t>6.2 Limitaciones</w:t>
       </w:r>
@@ -1796,7 +1797,7 @@
         <w:pStyle w:val="Ttulo1"/>
         <w:spacing w:before="120" w:after="80"/>
       </w:pPr>
-      <w:bookmarkStart w:id="13" w:name="_Toc242549965"/>
+      <w:bookmarkStart w:id="13" w:name="_Toc242551000"/>
       <w:r>
         <w:t>7 Marco teórico</w:t>
       </w:r>
@@ -1807,7 +1808,7 @@
         <w:pStyle w:val="Ttulo1"/>
         <w:spacing w:before="120" w:after="80"/>
       </w:pPr>
-      <w:bookmarkStart w:id="14" w:name="_Toc242549966"/>
+      <w:bookmarkStart w:id="14" w:name="_Toc242551001"/>
       <w:r>
         <w:t>8 Métodos o procedimientos</w:t>
       </w:r>
@@ -1819,7 +1820,7 @@
         <w:keepNext w:val="0"/>
         <w:spacing w:before="120" w:after="80"/>
       </w:pPr>
-      <w:bookmarkStart w:id="15" w:name="_Toc242549967"/>
+      <w:bookmarkStart w:id="15" w:name="_Toc242551002"/>
       <w:r>
         <w:t>9 Cronograma de actividades</w:t>
       </w:r>
@@ -1831,7 +1832,7 @@
         <w:pageBreakBefore/>
         <w:spacing w:before="120" w:after="80"/>
       </w:pPr>
-      <w:bookmarkStart w:id="16" w:name="_Toc242549968"/>
+      <w:bookmarkStart w:id="16" w:name="_Toc242551003"/>
       <w:r>
         <w:lastRenderedPageBreak/>
         <w:t>Referencias</w:t>
@@ -2042,10 +2043,7 @@
         <w:ind w:left="720" w:hanging="720"/>
       </w:pPr>
       <w:r>
-        <w:t xml:space="preserve">International Transport Forum. (2019). Regulating app-based mobility services. OECD Publishing. </w:t>
-      </w:r>
-      <w:r>
-        <w:t>https://doi.org/10.1787/94d27a3a-en</w:t>
+        <w:t>International Transport Forum. (2019). Regulating app-based mobility services. OECD Publishing. https://doi.org/10.1787/94d27a3a-en</w:t>
       </w:r>
     </w:p>
     <w:p>
@@ -2054,6 +2052,23 @@
       </w:pPr>
       <w:r>
         <w:t>Organisation for Economic Co-operation and Development. (2018). OECD regulatory enforcement and inspections toolkit. OECD Publishing. https://doi.org/10.1787/9789264303959-en</w:t>
+      </w:r>
+    </w:p>
+    <w:p>
+      <w:pPr>
+        <w:ind w:left="720" w:hanging="720"/>
+      </w:pPr>
+      <w:r>
+        <w:t>Instituto Nacional de Estadística y Geografía. (2024). Censos Económicos 2024. https://www.inegi.org.mx/programas/ce/2024/</w:t>
+      </w:r>
+    </w:p>
+    <w:p>
+      <w:pPr>
+        <w:ind w:left="720" w:hanging="720"/>
+      </w:pPr>
+      <w:r>
+        <w:lastRenderedPageBreak/>
+        <w:t>Instituto Nacional de Estadística y Geografía. (2020). Censo de Población y Vivienda 2020. https://www.inegi.org.mx/programas/ccpv/2020/</w:t>
       </w:r>
     </w:p>
     <w:sectPr>
